--- a/work_doc/工时管理系统需求分析.docx
+++ b/work_doc/工时管理系统需求分析.docx
@@ -36,17 +36,7 @@
           <w:sz w:val="24"/>
           <w:szCs w:val="24"/>
         </w:rPr>
-        <w:t xml:space="preserve">3 </w:t>
-      </w:r>
-      <w:r>
-        <w:rPr>
-          <w:rFonts w:hint="eastAsia" w:ascii="宋体" w:hAnsi="宋体" w:eastAsia="宋体" w:cs="宋体"/>
-          <w:b/>
-          <w:bCs/>
-          <w:sz w:val="24"/>
-          <w:szCs w:val="24"/>
-        </w:rPr>
-        <w:t>需求分析</w:t>
+        <w:t>3 需求分析</w:t>
       </w:r>
     </w:p>
     <w:p>
@@ -158,27 +148,7 @@
           <w:sz w:val="24"/>
           <w:szCs w:val="24"/>
         </w:rPr>
-        <w:t>3.</w:t>
-      </w:r>
-      <w:r>
-        <w:rPr>
-          <w:rFonts w:hint="eastAsia" w:ascii="宋体" w:hAnsi="宋体" w:eastAsia="宋体" w:cs="宋体"/>
-          <w:b/>
-          <w:bCs/>
-          <w:sz w:val="24"/>
-          <w:szCs w:val="24"/>
-        </w:rPr>
-        <w:t xml:space="preserve">1 </w:t>
-      </w:r>
-      <w:r>
-        <w:rPr>
-          <w:rFonts w:hint="eastAsia" w:ascii="宋体" w:hAnsi="宋体" w:eastAsia="宋体" w:cs="宋体"/>
-          <w:b/>
-          <w:bCs/>
-          <w:sz w:val="24"/>
-          <w:szCs w:val="24"/>
-        </w:rPr>
-        <w:t>业务流程分析</w:t>
+        <w:t>3.1 业务流程分析</w:t>
       </w:r>
     </w:p>
     <w:p>
@@ -244,23 +214,7 @@
           <w:sz w:val="24"/>
           <w:szCs w:val="24"/>
         </w:rPr>
-        <w:t>系统</w:t>
-      </w:r>
-      <w:r>
-        <w:rPr>
-          <w:rFonts w:hint="eastAsia" w:ascii="宋体" w:hAnsi="宋体" w:eastAsia="宋体" w:cs="宋体"/>
-          <w:sz w:val="24"/>
-          <w:szCs w:val="24"/>
-        </w:rPr>
-        <w:t>管理员</w:t>
-      </w:r>
-      <w:r>
-        <w:rPr>
-          <w:rFonts w:hint="eastAsia" w:ascii="宋体" w:hAnsi="宋体" w:eastAsia="宋体" w:cs="宋体"/>
-          <w:sz w:val="24"/>
-          <w:szCs w:val="24"/>
-        </w:rPr>
-        <w:t>首先负责维护系统基础数据，包括部门信息、用户信息和项目信息。基础数据维护完成后，部门经理根据本部门员工实际参与项目的情况，为员工分配可参与的项目。普通员工登录系统后，只能在已被授权参与的项目中选择项目进行工时填报。工时申报单保存后可处于草稿状态，员工确认无误后提交审批。提交后的工时申报单进入待审批状态，由部门经理进行审核。若审核通过，该工时记录成为有效工时，可进入后续个人、部门和公司工时统计；若审核驳回，系统记录驳回操作，员工可根据驳回原因修改后重新提交。</w:t>
+        <w:t>系统管理员首先负责维护系统基础数据，包括部门信息、用户信息和项目信息。基础数据维护完成后，部门经理根据本部门员工实际参与项目的情况，为员工分配可参与的项目。普通员工登录系统后，只能在已被授权参与的项目中选择项目进行工时填报。工时申报单保存后可处于草稿状态，员工确认无误后提交审批。提交后的工时申报单进入待审批状态，由部门经理进行审核。若审核通过，该工时记录成为有效工时，可进入后续个人、部门和公司工时统计；若审核驳回，系统记录驳回操作，员工可根据驳回原因修改后重新提交。</w:t>
       </w:r>
     </w:p>
     <w:p>
@@ -415,15 +369,7 @@
           <w:sz w:val="24"/>
           <w:szCs w:val="24"/>
         </w:rPr>
-        <w:t>功能</w:t>
-      </w:r>
-      <w:r>
-        <w:rPr>
-          <w:rFonts w:hint="eastAsia" w:ascii="宋体" w:hAnsi="宋体" w:eastAsia="宋体" w:cs="宋体"/>
-          <w:sz w:val="24"/>
-          <w:szCs w:val="24"/>
-        </w:rPr>
-        <w:t>需求分析用于明确系统需要实现的功能内容以及各类用户与系统之间的交互关系。员工工时管理系统主要面向系统管理员、部门经理和普通员工三类用户。不同角色在系统中承担的职责不同，系统需要根据用户角色分配对应的功能权限，从而保证基础数据维护、员工项目分配、工时填报、工时审批和工时统计等业务能够有序完成。</w:t>
+        <w:t>功能需求分析用于明确系统需要实现的功能内容以及各类用户与系统之间的交互关系。员工工时管理系统主要面向系统管理员、部门经理和普通员工三类用户。不同角色在系统中承担的职责不同，系统需要根据用户角色分配对应的功能权限，从而保证基础数据维护、员工项目分配、工时填报、工时审批和工时统计等业务能够有序完成。</w:t>
       </w:r>
     </w:p>
     <w:p>
@@ -696,15 +642,7 @@
           <w:sz w:val="24"/>
           <w:szCs w:val="24"/>
         </w:rPr>
-        <w:t>经理</w:t>
-      </w:r>
-      <w:r>
-        <w:rPr>
-          <w:rFonts w:hint="eastAsia" w:ascii="宋体" w:hAnsi="宋体" w:eastAsia="宋体" w:cs="宋体"/>
-          <w:sz w:val="24"/>
-          <w:szCs w:val="24"/>
-        </w:rPr>
-        <w:t>主要负责本部门员工的项目分配、工时审批和部门工时统计。经理登录系统后，可以查看本部门员工信息，并根据实际项目参与情况为员工分配项目。系统要求经理只能为本部门员工分配本部门项目，不能进行跨部门项目授权。</w:t>
+        <w:t>经理主要负责本部门员工的项目分配、工时审批和部门工时统计。经理登录系统后，可以查看本部门员工信息，并根据实际项目参与情况为员工分配项目。系统要求经理只能为本部门员工分配本部门项目，不能进行跨部门项目授权。</w:t>
       </w:r>
     </w:p>
     <w:p>
@@ -770,23 +708,7 @@
           <w:sz w:val="24"/>
           <w:szCs w:val="24"/>
         </w:rPr>
-        <w:t>在</w:t>
-      </w:r>
-      <w:r>
-        <w:rPr>
-          <w:rFonts w:hint="eastAsia" w:ascii="宋体" w:hAnsi="宋体" w:eastAsia="宋体" w:cs="宋体"/>
-          <w:sz w:val="24"/>
-          <w:szCs w:val="24"/>
-        </w:rPr>
-        <w:t>经理</w:t>
-      </w:r>
-      <w:r>
-        <w:rPr>
-          <w:rFonts w:hint="eastAsia" w:ascii="宋体" w:hAnsi="宋体" w:eastAsia="宋体" w:cs="宋体"/>
-          <w:sz w:val="24"/>
-          <w:szCs w:val="24"/>
-        </w:rPr>
-        <w:t>用例图中，经理可以执行登录系统、员工项目分配、审批员工工时、批量审批工时和统计部门工时等用例。其中，员工项目分配包含查看本部门员工和查看员工授权项目；审批员工工时和批量审批工时包含查看待审批工时；统计部门工时包含查看部门工时。经理用例图如图 3-3 所示。</w:t>
+        <w:t>在经理用例图中，经理可以执行登录系统、员工项目分配、审批员工工时、批量审批工时和统计部门工时等用例。其中，员工项目分配包含查看本部门员工和查看员工授权项目；审批员工工时和批量审批工时包含查看待审批工时；统计部门工时包含查看部门工时。经理用例图如图 3-3 所示。</w:t>
       </w:r>
     </w:p>
     <w:p>
@@ -925,15 +847,7 @@
           <w:sz w:val="24"/>
           <w:szCs w:val="24"/>
         </w:rPr>
-        <w:t>员工</w:t>
-      </w:r>
-      <w:r>
-        <w:rPr>
-          <w:rFonts w:hint="eastAsia" w:ascii="宋体" w:hAnsi="宋体" w:eastAsia="宋体" w:cs="宋体"/>
-          <w:sz w:val="24"/>
-          <w:szCs w:val="24"/>
-        </w:rPr>
-        <w:t>主要负责个人工时填报、修改、删除、提交审批以及个人工时查询统计。员工登录系统后，可以查看自己已被授权参与的项目，并在授权项目范围内填报工时。工时填报内容包括项目、工作日期、工时数和工作描述等信息。</w:t>
+        <w:t>员工主要负责个人工时填报、修改、删除、提交审批以及个人工时查询统计。员工登录系统后，可以查看自己已被授权参与的项目，并在授权项目范围内填报工时。工时填报内容包括项目、工作日期、工时数和工作描述等信息。</w:t>
       </w:r>
     </w:p>
     <w:p>
@@ -966,23 +880,7 @@
           <w:sz w:val="24"/>
           <w:szCs w:val="24"/>
         </w:rPr>
-        <w:t>员工填写工时后，可保存为草稿，也可提交审批。提交审批后的工时申报单进入待</w:t>
-      </w:r>
-      <w:r>
-        <w:rPr>
-          <w:rFonts w:hint="eastAsia" w:ascii="宋体" w:hAnsi="宋体" w:eastAsia="宋体" w:cs="宋体"/>
-          <w:sz w:val="24"/>
-          <w:szCs w:val="24"/>
-        </w:rPr>
-        <w:t>审批</w:t>
-      </w:r>
-      <w:r>
-        <w:rPr>
-          <w:rFonts w:hint="eastAsia" w:ascii="宋体" w:hAnsi="宋体" w:eastAsia="宋体" w:cs="宋体"/>
-          <w:sz w:val="24"/>
-          <w:szCs w:val="24"/>
-        </w:rPr>
-        <w:t>状态，员工不能直接修改。若经理驳回工时申报单，员工可以查看驳回结果，并修改后重新提交。员工还可以查看个人工时记录，并对个人工时进行统计分析。</w:t>
+        <w:t>员工填写工时后，可保存为草稿，也可提交审批。提交审批后的工时申报单进入待审批状态，员工不能直接修改。若经理驳回工时申报单，员工可以查看驳回结果，并修改后重新提交。员工还可以查看个人工时记录，并对个人工时进行统计分析。</w:t>
       </w:r>
     </w:p>
     <w:p>
@@ -1015,23 +913,7 @@
           <w:sz w:val="24"/>
           <w:szCs w:val="24"/>
         </w:rPr>
-        <w:t>在</w:t>
-      </w:r>
-      <w:r>
-        <w:rPr>
-          <w:rFonts w:hint="eastAsia" w:ascii="宋体" w:hAnsi="宋体" w:eastAsia="宋体" w:cs="宋体"/>
-          <w:sz w:val="24"/>
-          <w:szCs w:val="24"/>
-        </w:rPr>
-        <w:t>员工</w:t>
-      </w:r>
-      <w:r>
-        <w:rPr>
-          <w:rFonts w:hint="eastAsia" w:ascii="宋体" w:hAnsi="宋体" w:eastAsia="宋体" w:cs="宋体"/>
-          <w:sz w:val="24"/>
-          <w:szCs w:val="24"/>
-        </w:rPr>
-        <w:t>用例图中，员工可以执行登录系统、填报工时、修改工时、删除工时、提交审批、查看个人工时和统计个人工时等用例。其中，填报工时包含查看已授权项目；修改工时、删除工时、提交审批和统计个人工时均包含查看个人工时。员工用例图如图 3-4 所示。</w:t>
+        <w:t>在员工用例图中，员工可以执行登录系统、填报工时、修改工时、删除工时、提交审批、查看个人工时和统计个人工时等用例。其中，填报工时包含查看已授权项目；修改工时、删除工时、提交审批和统计个人工时均包含查看个人工时。员工用例图如图 3-4 所示。</w:t>
       </w:r>
     </w:p>
     <w:p>
@@ -1201,23 +1083,7 @@
           <w:sz w:val="24"/>
           <w:szCs w:val="24"/>
         </w:rPr>
-        <w:t>在</w:t>
-      </w:r>
-      <w:r>
-        <w:rPr>
-          <w:rFonts w:hint="eastAsia" w:ascii="宋体" w:hAnsi="宋体" w:eastAsia="宋体" w:cs="宋体"/>
-          <w:sz w:val="24"/>
-          <w:szCs w:val="24"/>
-        </w:rPr>
-        <w:t>性能</w:t>
-      </w:r>
-      <w:r>
-        <w:rPr>
-          <w:rFonts w:hint="eastAsia" w:ascii="宋体" w:hAnsi="宋体" w:eastAsia="宋体" w:cs="宋体"/>
-          <w:sz w:val="24"/>
-          <w:szCs w:val="24"/>
-        </w:rPr>
-        <w:t>方面，系统应能够支持多用户同时登录和操作。对于用户登录、工时填报、工时审批、工时查询等常用功能，应保证较快的响应速度，避免用户在高频操作时出现明显等待。对于工时统计类功能，系统应合理设计查询条件和数据库索引，减少大数据量查询时的响应延迟。</w:t>
+        <w:t>在性能方面，系统应能够支持多用户同时登录和操作。对于用户登录、工时填报、工时审批、工时查询等常用功能，应保证较快的响应速度，避免用户在高频操作时出现明显等待。对于工时统计类功能，系统应合理设计查询条件和数据库索引，减少大数据量查询时的响应延迟。</w:t>
       </w:r>
     </w:p>
     <w:p>
@@ -1395,15 +1261,7 @@
           <w:sz w:val="24"/>
           <w:szCs w:val="24"/>
         </w:rPr>
-        <w:t>安全性</w:t>
-      </w:r>
-      <w:r>
-        <w:rPr>
-          <w:rFonts w:hint="eastAsia" w:ascii="宋体" w:hAnsi="宋体" w:eastAsia="宋体" w:cs="宋体"/>
-          <w:sz w:val="24"/>
-          <w:szCs w:val="24"/>
-        </w:rPr>
-        <w:t>需求是系统设计中不可忽视的重要部分。员工工时管理系统涉及用户账号、部门信息、项目数据、工时记录和审批日志等内容，因此需要从身份认证、权限控制、数据安全和操作追踪等方面进行保障。</w:t>
+        <w:t>安全性需求是系统设计中不可忽视的重要部分。员工工时管理系统涉及用户账号、部门信息、项目数据、工时记录和审批日志等内容，因此需要从身份认证、权限控制、数据安全和操作追踪等方面进行保障。</w:t>
       </w:r>
     </w:p>
     <w:p>
@@ -1486,23 +1344,7 @@
           <w:sz w:val="24"/>
           <w:szCs w:val="24"/>
         </w:rPr>
-        <w:t>在数据访问控制方面，部门经理不能为非本部门员工授权项目，也不能审核非本部门</w:t>
-      </w:r>
-      <w:r>
-        <w:rPr>
-          <w:rFonts w:hint="eastAsia" w:ascii="宋体" w:hAnsi="宋体" w:eastAsia="宋体" w:cs="宋体"/>
-          <w:sz w:val="24"/>
-          <w:szCs w:val="24"/>
-        </w:rPr>
-        <w:t>员工</w:t>
-      </w:r>
-      <w:r>
-        <w:rPr>
-          <w:rFonts w:hint="eastAsia" w:ascii="宋体" w:hAnsi="宋体" w:eastAsia="宋体" w:cs="宋体"/>
-          <w:sz w:val="24"/>
-          <w:szCs w:val="24"/>
-        </w:rPr>
-        <w:t>的工时。员工只能填报已授权项目的工时。系统需要通过用户所属部门、项目所属部门和用户项目参与关系共同限制数据范围，避免越权操作。</w:t>
+        <w:t>在数据访问控制方面，部门经理不能为非本部门员工授权项目，也不能审核非本部门员工的工时。员工只能填报已授权项目的工时。系统需要通过用户所属部门、项目所属部门和用户项目参与关系共同限制数据范围，避免越权操作。</w:t>
       </w:r>
     </w:p>
     <w:p>
@@ -1552,23 +1394,7 @@
           <w:sz w:val="24"/>
           <w:szCs w:val="24"/>
         </w:rPr>
-        <w:t>在</w:t>
-      </w:r>
-      <w:r>
-        <w:rPr>
-          <w:rFonts w:hint="eastAsia" w:ascii="宋体" w:hAnsi="宋体" w:eastAsia="宋体" w:cs="宋体"/>
-          <w:sz w:val="24"/>
-          <w:szCs w:val="24"/>
-        </w:rPr>
-        <w:t>数据</w:t>
-      </w:r>
-      <w:r>
-        <w:rPr>
-          <w:rFonts w:hint="eastAsia" w:ascii="宋体" w:hAnsi="宋体" w:eastAsia="宋体" w:cs="宋体"/>
-          <w:sz w:val="24"/>
-          <w:szCs w:val="24"/>
-        </w:rPr>
-        <w:t>传输方面，系统上线部署时应采用 HTTPS 保障前后端通信安全，防止登录信息和业务数据在传输过程中被窃取或篡改。同时，系统应对输入参数进行校验，避免非法数据进入系统。</w:t>
+        <w:t>在数据传输方面，系统上线部署时应采用 HTTPS 保障前后端通信安全，防止登录信息和业务数据在传输过程中被窃取或篡改。同时，系统应对输入参数进行校验，避免非法数据进入系统。</w:t>
       </w:r>
     </w:p>
     <w:p>
@@ -1684,23 +1510,7 @@
           <w:sz w:val="24"/>
           <w:szCs w:val="24"/>
         </w:rPr>
-        <w:t>从操作可行性角度看，员工工时管理系统面向企业内部用户，业务流程与实际工时管理</w:t>
-      </w:r>
-      <w:r>
-        <w:rPr>
-          <w:rFonts w:hint="eastAsia" w:ascii="宋体" w:hAnsi="宋体" w:eastAsia="宋体" w:cs="宋体"/>
-          <w:sz w:val="24"/>
-          <w:szCs w:val="24"/>
-        </w:rPr>
-        <w:t>过程</w:t>
-      </w:r>
-      <w:r>
-        <w:rPr>
-          <w:rFonts w:hint="eastAsia" w:ascii="宋体" w:hAnsi="宋体" w:eastAsia="宋体" w:cs="宋体"/>
-          <w:sz w:val="24"/>
-          <w:szCs w:val="24"/>
-        </w:rPr>
-        <w:t>一致。普通员工只需完成登录、选择项目、填写工时、提交审批等操作；部门经理主要完成项目授权和工时审核；管理员主要维护部门、用户和项目等基础数据。系统功能划分清晰，用户角色明确，操作流程符合实际业务习惯，用户学习成本较低，具有较好的操作可行性。</w:t>
+        <w:t>从操作可行性角度看，员工工时管理系统面向企业内部用户，业务流程与实际工时管理过程一致。普通员工只需完成登录、选择项目、填写工时、提交审批等操作；部门经理主要完成项目授权和工时审核；管理员主要维护部门、用户和项目等基础数据。系统功能划分清晰，用户角色明确，操作流程符合实际业务习惯，用户学习成本较低，具有较好的操作可行性。</w:t>
       </w:r>
     </w:p>
     <w:p>
@@ -1779,23 +1589,7 @@
           <w:sz w:val="24"/>
           <w:szCs w:val="24"/>
         </w:rPr>
-        <w:t>从技术可行性角度看，系统采用 Vue、Spring Boot、Java 和 MySQL 技术栈实现。</w:t>
-      </w:r>
-      <w:r>
-        <w:rPr>
-          <w:rFonts w:hint="eastAsia" w:ascii="宋体" w:hAnsi="宋体" w:eastAsia="宋体" w:cs="宋体"/>
-          <w:sz w:val="24"/>
-          <w:szCs w:val="24"/>
-        </w:rPr>
-        <w:t xml:space="preserve">Vue </w:t>
-      </w:r>
-      <w:r>
-        <w:rPr>
-          <w:rFonts w:hint="eastAsia" w:ascii="宋体" w:hAnsi="宋体" w:eastAsia="宋体" w:cs="宋体"/>
-          <w:sz w:val="24"/>
-          <w:szCs w:val="24"/>
-        </w:rPr>
-        <w:t>适合构建交互式前端页面，能够满足系统表单、表格、查询统计等页面需求；Spring Boot 能够简化后端接口开发和项目配置，适合实现业务逻辑、权限控制和数据接口；MySQL 具有成熟稳定的数据存储能力，能够满足部门、用户、项目、工时申报单和操作日志等数据管理需求。因此，本系统在技术选型上成熟可靠，具备较强的技术可行性。</w:t>
+        <w:t>从技术可行性角度看，系统采用 Vue、Spring Boot、Java 和 MySQL 技术栈实现。Vue 适合构建交互式前端页面，能够满足系统表单、表格、查询统计等页面需求；Spring Boot 能够简化后端接口开发和项目配置，适合实现业务逻辑、权限控制和数据接口；MySQL 具有成熟稳定的数据存储能力，能够满足部门、用户、项目、工时申报单和操作日志等数据管理需求。因此，本系统在技术选型上成熟可靠，具备较强的技术可行性。</w:t>
       </w:r>
     </w:p>
     <w:p>
@@ -1967,23 +1761,7 @@
           <w:sz w:val="24"/>
           <w:szCs w:val="24"/>
         </w:rPr>
-        <w:t>从</w:t>
-      </w:r>
-      <w:r>
-        <w:rPr>
-          <w:rFonts w:hint="eastAsia" w:ascii="宋体" w:hAnsi="宋体" w:eastAsia="宋体" w:cs="宋体"/>
-          <w:sz w:val="24"/>
-          <w:szCs w:val="24"/>
-        </w:rPr>
-        <w:t>法律</w:t>
-      </w:r>
-      <w:r>
-        <w:rPr>
-          <w:rFonts w:hint="eastAsia" w:ascii="宋体" w:hAnsi="宋体" w:eastAsia="宋体" w:cs="宋体"/>
-          <w:sz w:val="24"/>
-          <w:szCs w:val="24"/>
-        </w:rPr>
-        <w:t>可行性角度看，本系统主要用于企业内部工时管理，不涉及违法业务内容。系统在设计和实现过程中应遵守个人信息保护和数据安全相关要求，对用户手机号、密码、邮箱等信息进行合理保护。密码应采用安全方式存储，用户数据访问应受到角色权限限制，系统操作日志应记录关键操作过程。只要在开发和部署过程中遵守相关法律法规和企业数据管理规范，本系统具有法律可行性。</w:t>
+        <w:t>从法律可行性角度看，本系统主要用于企业内部工时管理，不涉及违法业务内容。系统在设计和实现过程中应遵守个人信息保护和数据安全相关要求，对用户手机号、密码、邮箱等信息进行合理保护。密码应采用安全方式存储，用户数据访问应受到角色权限限制，系统操作日志应记录关键操作过程。只要在开发和部署过程中遵守相关法律法规和企业数据管理规范，本系统具有法律可行性。</w:t>
       </w:r>
     </w:p>
     <w:p>
@@ -3985,17 +3763,7 @@
           <w:sz w:val="24"/>
           <w:szCs w:val="24"/>
         </w:rPr>
-        <w:t>E-R图设计用于展示数据库中数据之间的关系，通过E-R图可以清晰地定义实体、它们的属性和实体之间的关系，帮助理解数据如何组织和交互，使数据库结构更直观。E-R图有助于创建一个清晰、有效的数据库设</w:t>
-      </w:r>
-      <w:bookmarkStart w:id="0" w:name="_GoBack"/>
-      <w:bookmarkEnd w:id="0"/>
-      <w:r>
-        <w:rPr>
-          <w:rFonts w:ascii="宋体" w:hAnsi="宋体" w:eastAsia="宋体"/>
-          <w:sz w:val="24"/>
-          <w:szCs w:val="24"/>
-        </w:rPr>
-        <w:t>计，提高数据管理的效率。</w:t>
+        <w:t>E-R图设计用于展示数据库中数据之间的关系，通过E-R图可以清晰地定义实体、它们的属性和实体之间的关系，帮助理解数据如何组织和交互，使数据库结构更直观。E-R图有助于创建一个清晰、有效的数据库设计，提高数据管理的效率。</w:t>
       </w:r>
       <w:r>
         <w:rPr>
@@ -7682,6 +7450,8 @@
           <w:szCs w:val="24"/>
         </w:rPr>
       </w:pPr>
+      <w:bookmarkStart w:id="0" w:name="_GoBack"/>
+      <w:bookmarkEnd w:id="0"/>
     </w:p>
     <w:p>
       <w:pPr>
@@ -8614,6 +8384,12 @@
             <w:insideH w:val="none" w:color="auto" w:sz="0" w:space="0"/>
             <w:insideV w:val="none" w:color="auto" w:sz="0" w:space="0"/>
           </w:tblBorders>
+          <w:tblCellMar>
+            <w:top w:w="0" w:type="dxa"/>
+            <w:left w:w="108" w:type="dxa"/>
+            <w:bottom w:w="0" w:type="dxa"/>
+            <w:right w:w="108" w:type="dxa"/>
+          </w:tblCellMar>
         </w:tblPrEx>
         <w:tc>
           <w:tcPr>
@@ -8681,6 +8457,118 @@
                 <w:szCs w:val="21"/>
               </w:rPr>
               <w:t>工时状态</w:t>
+            </w:r>
+          </w:p>
+        </w:tc>
+        <w:tc>
+          <w:tcPr>
+            <w:tcW w:w="2106" w:type="dxa"/>
+          </w:tcPr>
+          <w:p>
+            <w:pPr>
+              <w:adjustRightInd w:val="0"/>
+              <w:spacing w:line="300" w:lineRule="auto"/>
+              <w:jc w:val="center"/>
+              <w:rPr>
+                <w:rFonts w:hint="eastAsia" w:ascii="宋体" w:hAnsi="宋体" w:eastAsia="宋体"/>
+                <w:szCs w:val="21"/>
+              </w:rPr>
+            </w:pPr>
+            <w:r>
+              <w:rPr>
+                <w:rFonts w:hint="eastAsia" w:ascii="宋体" w:hAnsi="宋体" w:eastAsia="宋体"/>
+                <w:szCs w:val="21"/>
+              </w:rPr>
+              <w:t>NOT NULL</w:t>
+            </w:r>
+          </w:p>
+        </w:tc>
+      </w:tr>
+      <w:tr>
+        <w:tblPrEx>
+          <w:tblBorders>
+            <w:top w:val="single" w:color="auto" w:sz="12" w:space="0"/>
+            <w:left w:val="none" w:color="auto" w:sz="0" w:space="0"/>
+            <w:bottom w:val="single" w:color="auto" w:sz="12" w:space="0"/>
+            <w:right w:val="none" w:color="auto" w:sz="0" w:space="0"/>
+            <w:insideH w:val="none" w:color="auto" w:sz="0" w:space="0"/>
+            <w:insideV w:val="none" w:color="auto" w:sz="0" w:space="0"/>
+          </w:tblBorders>
+          <w:tblCellMar>
+            <w:top w:w="0" w:type="dxa"/>
+            <w:left w:w="108" w:type="dxa"/>
+            <w:bottom w:w="0" w:type="dxa"/>
+            <w:right w:w="108" w:type="dxa"/>
+          </w:tblCellMar>
+        </w:tblPrEx>
+        <w:tc>
+          <w:tcPr>
+            <w:tcW w:w="2065" w:type="dxa"/>
+          </w:tcPr>
+          <w:p>
+            <w:pPr>
+              <w:adjustRightInd w:val="0"/>
+              <w:spacing w:line="300" w:lineRule="auto"/>
+              <w:jc w:val="center"/>
+              <w:rPr>
+                <w:rFonts w:ascii="宋体" w:hAnsi="宋体" w:eastAsia="宋体"/>
+                <w:szCs w:val="21"/>
+              </w:rPr>
+            </w:pPr>
+            <w:r>
+              <w:rPr>
+                <w:rFonts w:hint="eastAsia" w:ascii="宋体" w:hAnsi="宋体" w:eastAsia="宋体"/>
+                <w:szCs w:val="21"/>
+              </w:rPr>
+              <w:t>is_deleted</w:t>
+            </w:r>
+          </w:p>
+        </w:tc>
+        <w:tc>
+          <w:tcPr>
+            <w:tcW w:w="2068" w:type="dxa"/>
+          </w:tcPr>
+          <w:p>
+            <w:pPr>
+              <w:adjustRightInd w:val="0"/>
+              <w:spacing w:line="300" w:lineRule="auto"/>
+              <w:jc w:val="center"/>
+              <w:rPr>
+                <w:rFonts w:hint="default" w:ascii="宋体" w:hAnsi="宋体" w:eastAsia="宋体"/>
+                <w:szCs w:val="21"/>
+                <w:lang w:val="en-US" w:eastAsia="zh-CN"/>
+              </w:rPr>
+            </w:pPr>
+            <w:r>
+              <w:rPr>
+                <w:rFonts w:hint="eastAsia" w:ascii="宋体" w:hAnsi="宋体" w:eastAsia="宋体"/>
+                <w:szCs w:val="21"/>
+                <w:lang w:val="en-US" w:eastAsia="zh-CN"/>
+              </w:rPr>
+              <w:t>int</w:t>
+            </w:r>
+          </w:p>
+        </w:tc>
+        <w:tc>
+          <w:tcPr>
+            <w:tcW w:w="2057" w:type="dxa"/>
+          </w:tcPr>
+          <w:p>
+            <w:pPr>
+              <w:adjustRightInd w:val="0"/>
+              <w:spacing w:line="300" w:lineRule="auto"/>
+              <w:jc w:val="center"/>
+              <w:rPr>
+                <w:rFonts w:ascii="宋体" w:hAnsi="宋体" w:eastAsia="宋体"/>
+                <w:szCs w:val="21"/>
+              </w:rPr>
+            </w:pPr>
+            <w:r>
+              <w:rPr>
+                <w:rFonts w:hint="eastAsia" w:ascii="宋体" w:hAnsi="宋体" w:eastAsia="宋体"/>
+                <w:szCs w:val="21"/>
+              </w:rPr>
+              <w:t>删除标记</w:t>
             </w:r>
           </w:p>
         </w:tc>
@@ -8718,6 +8606,7 @@
           <w:rFonts w:hint="eastAsia" w:ascii="宋体" w:hAnsi="宋体" w:eastAsia="宋体"/>
           <w:sz w:val="24"/>
           <w:szCs w:val="24"/>
+          <w:lang w:val="en-US" w:eastAsia="zh-CN"/>
         </w:rPr>
       </w:pPr>
       <w:r>
@@ -8766,7 +8655,34 @@
           <w:sz w:val="24"/>
           <w:szCs w:val="24"/>
         </w:rPr>
-        <w:t>status 取值为 0、1、2、3，分别表示草稿、待审批、审批通过、已驳回。</w:t>
+        <w:t>status 取值为 0、1、2、3，分别表示草稿、待审批、审批通过、已驳回</w:t>
+      </w:r>
+      <w:r>
+        <w:rPr>
+          <w:rFonts w:hint="eastAsia" w:ascii="宋体" w:hAnsi="宋体" w:eastAsia="宋体"/>
+          <w:sz w:val="24"/>
+          <w:szCs w:val="24"/>
+          <w:lang w:eastAsia="zh-CN"/>
+        </w:rPr>
+        <w:t>；is_deleted</w:t>
+      </w:r>
+      <w:r>
+        <w:rPr>
+          <w:rFonts w:hint="eastAsia" w:ascii="宋体" w:hAnsi="宋体" w:eastAsia="宋体"/>
+          <w:sz w:val="24"/>
+          <w:szCs w:val="24"/>
+          <w:lang w:val="en-US" w:eastAsia="zh-CN"/>
+        </w:rPr>
+        <w:t>中</w:t>
+      </w:r>
+      <w:r>
+        <w:rPr>
+          <w:rFonts w:hint="eastAsia" w:ascii="宋体" w:hAnsi="宋体" w:eastAsia="宋体"/>
+          <w:sz w:val="24"/>
+          <w:szCs w:val="24"/>
+          <w:lang w:eastAsia="zh-CN"/>
+        </w:rPr>
+        <w:t>0表示未删除，1表示已删除。</w:t>
       </w:r>
     </w:p>
     <w:p>
@@ -8858,7 +8774,7 @@
           <w:sz w:val="21"/>
           <w:szCs w:val="21"/>
         </w:rPr>
-        <w:t>6</w:t>
+        <w:t>5</w:t>
       </w:r>
       <w:r>
         <w:rPr>
@@ -9973,7 +9889,7 @@
     <w:lsdException w:unhideWhenUsed="0" w:uiPriority="0" w:semiHidden="0" w:name="Document Map"/>
     <w:lsdException w:unhideWhenUsed="0" w:uiPriority="0" w:semiHidden="0" w:name="Plain Text"/>
     <w:lsdException w:unhideWhenUsed="0" w:uiPriority="0" w:semiHidden="0" w:name="E-mail Signature"/>
-    <w:lsdException w:unhideWhenUsed="0" w:uiPriority="0" w:semiHidden="0" w:name="Normal (Web)"/>
+    <w:lsdException w:qFormat="1" w:unhideWhenUsed="0" w:uiPriority="0" w:semiHidden="0" w:name="Normal (Web)"/>
     <w:lsdException w:unhideWhenUsed="0" w:uiPriority="0" w:semiHidden="0" w:name="HTML Acronym"/>
     <w:lsdException w:unhideWhenUsed="0" w:uiPriority="0" w:semiHidden="0" w:name="HTML Address"/>
     <w:lsdException w:unhideWhenUsed="0" w:uiPriority="0" w:semiHidden="0" w:name="HTML Cite"/>
@@ -10244,6 +10160,7 @@
   <w:style w:type="paragraph" w:styleId="6">
     <w:name w:val="Normal (Web)"/>
     <w:basedOn w:val="1"/>
+    <w:qFormat/>
     <w:uiPriority w:val="0"/>
     <w:pPr>
       <w:spacing w:before="0" w:beforeAutospacing="1" w:after="0" w:afterAutospacing="1"/>
